--- a/Договор_циклёвка_паркета.docx
+++ b/Договор_циклёвка_паркета.docx
@@ -1173,7 +1173,7 @@
               <w:jc w:val="left"/>
             </w:pPr>
             <w:r>
-              <w:t xml:space="preserve">[р/с, банк, БИК]</w:t>
+              <w:t xml:space="preserve">р/с 40802810820000238508, ООО «Банк Точка», БИК 044525104, к/с 30101810745374525104</w:t>
             </w:r>
           </w:p>
         </w:tc>

--- a/Договор_циклёвка_паркета.docx
+++ b/Договор_циклёвка_паркета.docx
@@ -1097,7 +1097,7 @@
               <w:jc w:val="left"/>
             </w:pPr>
             <w:r>
-              <w:t xml:space="preserve">[номер]</w:t>
+              <w:t xml:space="preserve">89032341877</w:t>
             </w:r>
           </w:p>
         </w:tc>

--- a/Договор_циклёвка_паркета.docx
+++ b/Договор_циклёвка_паркета.docx
@@ -29,7 +29,7 @@
         <w:pStyle w:val="BodyText"/>
       </w:pPr>
       <w:r>
-        <w:t xml:space="preserve">Индивидуальный предприниматель Тимшин Иван Николаевич (ИНН 433401898838, ОГРНИП 324430000009083), в лице представителя Тимшина Льва Николаевича, действующего на основании доверенности № [номер] от [дата], далее «Исполнитель», с одной стороны, и [ФИО], паспорт [серия, номер, кем и когда выдан], далее «Заказчик», с другой стороны, заключили настоящий договор (далее — Договор) о нижеследующем.</w:t>
+        <w:t xml:space="preserve">Индивидуальный предприниматель Тимшин Иван Николаевич (ИНН 433401898838, ОГРНИП 324430000009083), в лице представителя Тимшина Льва Николаевича, действующего на основании доверенности № 1 от 16.02.2024, далее «Исполнитель», с одной стороны, и [ФИО], паспорт [серия, номер, кем и когда выдан], далее «Заказчик», с другой стороны, заключили настоящий договор (далее — Договор) о нижеследующем.</w:t>
       </w:r>
     </w:p>
     <w:bookmarkStart w:id="20" w:name="предмет-договора"/>
@@ -1059,7 +1059,7 @@
               <w:jc w:val="left"/>
             </w:pPr>
             <w:r>
-              <w:t xml:space="preserve">Тимшин Лев Николаевич, доверенность № [номер] от [дата]</w:t>
+              <w:t xml:space="preserve">Тимшин Лев Николаевич, доверенность № 1 от 16.02.2024</w:t>
             </w:r>
           </w:p>
         </w:tc>

--- a/Договор_циклёвка_паркета.docx
+++ b/Договор_циклёвка_паркета.docx
@@ -29,7 +29,7 @@
         <w:pStyle w:val="BodyText"/>
       </w:pPr>
       <w:r>
-        <w:t xml:space="preserve">Индивидуальный предприниматель Тимшин Иван Николаевич (ИНН 433401898838, ОГРНИП 324430000009083), в лице представителя Тимшина Льва Николаевича, действующего на основании доверенности № 1 от 16.02.2024, далее «Исполнитель», с одной стороны, и [ФИО], паспорт [серия, номер, кем и когда выдан], далее «Заказчик», с другой стороны, заключили настоящий договор (далее — Договор) о нижеследующем.</w:t>
+        <w:t xml:space="preserve">Индивидуальный предприниматель Тимшин Иван Николаевич (ИНН 433401898838, ОГРНИП 324430000009083), в лице представителя Тимшина Льва Николаевича, действующего на основании доверенности № 1 от 28.10.2024, далее «Исполнитель», с одной стороны, и [ФИО], паспорт [серия, номер, кем и когда выдан], далее «Заказчик», с другой стороны, заключили настоящий договор (далее — Договор) о нижеследующем.</w:t>
       </w:r>
     </w:p>
     <w:bookmarkStart w:id="20" w:name="предмет-договора"/>
@@ -1059,7 +1059,7 @@
               <w:jc w:val="left"/>
             </w:pPr>
             <w:r>
-              <w:t xml:space="preserve">Тимшин Лев Николаевич, доверенность № 1 от 16.02.2024</w:t>
+              <w:t xml:space="preserve">Тимшин Лев Николаевич, доверенность № 1 от 28.10.2024</w:t>
             </w:r>
           </w:p>
         </w:tc>
